--- a/Tailored_CVs/Shinoy_Klaverblad_Verzekeringen_Test_Consultant.docx
+++ b/Tailored_CVs/Shinoy_Klaverblad_Verzekeringen_Test_Consultant.docx
@@ -70,7 +70,7 @@
           <w:b w:val="0"/>
           <w:sz w:val="19"/>
         </w:rPr>
-        <w:t>I am a QA automation engineer with over eight years of experience testing complex financial and digital systems. I have a strong background in defining test coverage, managing functional acceptance testing, and coordinating with stakeholders. I hold a valid EU residence permit and am ready to contribute to your upcoming core system implementations.</w:t>
+        <w:t>I am a QA engineer with over eight years of experience working in financial and banking environments. My background includes functional testing, writing test cases, API validation, and collaborating with cross-functional stakeholders. I hold a valid EU residence permit and am based nearby in Amstelveen.</w:t>
       </w:r>
     </w:p>
     <w:p>
@@ -288,7 +288,7 @@
           <w:b w:val="0"/>
           <w:sz w:val="18"/>
         </w:rPr>
-        <w:t>▸ Defined test coverage based on risk analysis and validated complex backend workflows using Oracle SQL for financial client systems.</w:t>
+        <w:t>▸ Performed functional testing, created test cases, and defined testing approaches for complex financial systems and workflows.</w:t>
       </w:r>
     </w:p>
     <w:p>
@@ -301,7 +301,7 @@
           <w:b w:val="0"/>
           <w:sz w:val="18"/>
         </w:rPr>
-        <w:t>▸ Partnered with crossfunctional teams, product owners, and SREs to translate business needs into technical testing strategies and reduce defect leakage.</w:t>
+        <w:t>▸ Collaborated closely with product owners, stakeholders, and business teams to align test coverage with business risks.</w:t>
       </w:r>
     </w:p>
     <w:p>
@@ -314,7 +314,7 @@
           <w:b w:val="0"/>
           <w:sz w:val="18"/>
         </w:rPr>
-        <w:t>▸ Guided functional acceptance testing and coordinated user acceptance testing phases to ensure smooth deployments in regulated environments.</w:t>
+        <w:t>▸ Executed complex Oracle SQL queries and REST API validations to ensure data integrity across backend systems.</w:t>
       </w:r>
     </w:p>
     <w:p>
@@ -327,7 +327,7 @@
           <w:b w:val="0"/>
           <w:sz w:val="18"/>
         </w:rPr>
-        <w:t>▸ Collaborated with internal teams on test automation initiatives while maintaining detailed tracking and reporting processes.</w:t>
+        <w:t>▸ Participated in user acceptance testing (GAT) guidance and defect tracking using JIRA to ensure smooth production releases.</w:t>
       </w:r>
     </w:p>
     <w:p>
